--- a/curious-incident/files/Curious Incident Speaking Folio - Lesson 3a - Passage Panel Practice.docx
+++ b/curious-incident/files/Curious Incident Speaking Folio - Lesson 3a - Passage Panel Practice.docx
@@ -271,7 +271,7 @@
                 <w:sz w:val="22"/>
                 <w:szCs w:val="22"/>
               </w:rPr>
-              <w:t xml:space="preserve">I can say what happens, how it is written and what it shows</w:t>
+              <w:t xml:space="preserve">I can say what a marked line is doing</w:t>
             </w:r>
           </w:p>
           <w:p>
@@ -284,7 +284,7 @@
                 <w:sz w:val="22"/>
                 <w:szCs w:val="22"/>
               </w:rPr>
-              <w:t xml:space="preserve">I can point at the words that back up what I say</w:t>
+              <w:t xml:space="preserve">I can find a line myself and say what it shows</w:t>
             </w:r>
           </w:p>
           <w:p>
@@ -376,25 +376,25 @@
                 <w:sz w:val="22"/>
                 <w:szCs w:val="22"/>
               </w:rPr>
-              <w:t xml:space="preserve"> worksheet out. Read the passage. Do task 1.</w:t>
-            </w:r>
-          </w:p>
-          <w:p>
-            <w:pPr>
-              <w:pStyle w:val="ListParagraph"/>
-              <w:numPr>
-                <w:ilvl w:val="0"/>
-                <w:numId w:val="2"/>
-              </w:numPr>
-              <w:spacing w:after="30"/>
-            </w:pPr>
-            <w:r>
-              <w:rPr>
-                <w:rFonts w:ascii="Calibri" w:cs="Calibri" w:eastAsia="Calibri" w:hAnsi="Calibri"/>
-                <w:sz w:val="22"/>
-                <w:szCs w:val="22"/>
-              </w:rPr>
-              <w:t xml:space="preserve">Three answers on the board.</w:t>
+              <w:t xml:space="preserve"> worksheet out. Read the passage. Label ①.</w:t>
+            </w:r>
+          </w:p>
+          <w:p>
+            <w:pPr>
+              <w:pStyle w:val="ListParagraph"/>
+              <w:numPr>
+                <w:ilvl w:val="0"/>
+                <w:numId w:val="2"/>
+              </w:numPr>
+              <w:spacing w:after="30"/>
+            </w:pPr>
+            <w:r>
+              <w:rPr>
+                <w:rFonts w:ascii="Calibri" w:cs="Calibri" w:eastAsia="Calibri" w:hAnsi="Calibri"/>
+                <w:sz w:val="22"/>
+                <w:szCs w:val="22"/>
+              </w:rPr>
+              <w:t xml:space="preserve">Three labels on the board.</w:t>
             </w:r>
           </w:p>
         </w:tc>
@@ -484,7 +484,7 @@
               </w:rPr>
               <w:t xml:space="preserve">Open </w:t>
             </w:r>
-            <w:hyperlink w:history="1" r:id="rIdhc7yddqqdns0hmoa3rocu">
+            <w:hyperlink w:history="1" r:id="rIdpv7cp_zec5wljivtogtqb">
               <w:r>
                 <w:rPr>
                   <w:rFonts w:ascii="Calibri" w:cs="Calibri" w:eastAsia="Calibri" w:hAnsi="Calibri"/>
@@ -535,25 +535,43 @@
                 <w:sz w:val="22"/>
                 <w:szCs w:val="22"/>
               </w:rPr>
-              <w:t xml:space="preserve">Task 2 · Margin tasks</w:t>
-            </w:r>
-          </w:p>
-          <w:p>
-            <w:pPr>
-              <w:pStyle w:val="ListParagraph"/>
-              <w:numPr>
-                <w:ilvl w:val="0"/>
-                <w:numId w:val="2"/>
-              </w:numPr>
-              <w:spacing w:after="30"/>
-            </w:pPr>
-            <w:r>
-              <w:rPr>
-                <w:rFonts w:ascii="Calibri" w:cs="Calibri" w:eastAsia="Calibri" w:hAnsi="Calibri"/>
-                <w:sz w:val="22"/>
-                <w:szCs w:val="22"/>
-              </w:rPr>
-              <w:t xml:space="preserve">Tasks 2 to 8 in pairs. Every answer points at a word.</w:t>
+              <w:t xml:space="preserve">Task 2 · Marked lines</w:t>
+            </w:r>
+          </w:p>
+          <w:p>
+            <w:pPr>
+              <w:pStyle w:val="ListParagraph"/>
+              <w:numPr>
+                <w:ilvl w:val="0"/>
+                <w:numId w:val="2"/>
+              </w:numPr>
+              <w:spacing w:after="30"/>
+            </w:pPr>
+            <w:r>
+              <w:rPr>
+                <w:rFonts w:ascii="Calibri" w:cs="Calibri" w:eastAsia="Calibri" w:hAnsi="Calibri"/>
+                <w:sz w:val="22"/>
+                <w:szCs w:val="22"/>
+              </w:rPr>
+              <w:t xml:space="preserve">② to ④ in pairs: what is each line doing?</w:t>
+            </w:r>
+          </w:p>
+          <w:p>
+            <w:pPr>
+              <w:pStyle w:val="ListParagraph"/>
+              <w:numPr>
+                <w:ilvl w:val="0"/>
+                <w:numId w:val="2"/>
+              </w:numPr>
+              <w:spacing w:after="30"/>
+            </w:pPr>
+            <w:r>
+              <w:rPr>
+                <w:rFonts w:ascii="Calibri" w:cs="Calibri" w:eastAsia="Calibri" w:hAnsi="Calibri"/>
+                <w:sz w:val="22"/>
+                <w:szCs w:val="22"/>
+              </w:rPr>
+              <w:t xml:space="preserve">Page 2: find your own three lines. Copy the line, say what it shows.</w:t>
             </w:r>
           </w:p>
         </w:tc>
@@ -644,7 +662,7 @@
                 <w:sz w:val="22"/>
                 <w:szCs w:val="22"/>
               </w:rPr>
-              <w:t xml:space="preserve">Fill in the one thing to tell the class and the word that backs it up.</w:t>
+              <w:t xml:space="preserve">Write the one thing to tell the class and the words that back it up.</w:t>
             </w:r>
           </w:p>
           <w:p>
@@ -817,7 +835,7 @@
               </w:numPr>
               <w:spacing w:after="30"/>
             </w:pPr>
-            <w:hyperlink w:history="1" r:id="rIdmarfn8hovemxlvvkpdcox">
+            <w:hyperlink w:history="1" r:id="rIdgnjzv7jgl0agax3xp2jly">
               <w:r>
                 <w:rPr>
                   <w:rFonts w:ascii="Calibri" w:cs="Calibri" w:eastAsia="Calibri" w:hAnsi="Calibri"/>
@@ -855,7 +873,7 @@
               </w:rPr>
               <w:t xml:space="preserve">TV: </w:t>
             </w:r>
-            <w:hyperlink w:history="1" r:id="rIdinzqdjl8ttnb4szfghe5s">
+            <w:hyperlink w:history="1" r:id="rIdndzctc58apsqfw4gkb6fi">
               <w:r>
                 <w:rPr>
                   <w:rFonts w:ascii="Calibri" w:cs="Calibri" w:eastAsia="Calibri" w:hAnsi="Calibri"/>
@@ -893,7 +911,7 @@
               </w:rPr>
               <w:t xml:space="preserve">Words: </w:t>
             </w:r>
-            <w:hyperlink w:history="1" r:id="rIdrbizsorip_8syx3g6e0lw">
+            <w:hyperlink w:history="1" r:id="rIdkvcaib6kahdl4w1gqxtvc">
               <w:r>
                 <w:rPr>
                   <w:rFonts w:ascii="Calibri" w:cs="Calibri" w:eastAsia="Calibri" w:hAnsi="Calibri"/>

--- a/curious-incident/files/Curious Incident Speaking Folio - Lesson 3a - Passage Panel Practice.docx
+++ b/curious-incident/files/Curious Incident Speaking Folio - Lesson 3a - Passage Panel Practice.docx
@@ -484,7 +484,7 @@
               </w:rPr>
               <w:t xml:space="preserve">Open </w:t>
             </w:r>
-            <w:hyperlink w:history="1" r:id="rIdpv7cp_zec5wljivtogtqb">
+            <w:hyperlink w:history="1" r:id="rId-bytpwbjddmrrajcl7uuy">
               <w:r>
                 <w:rPr>
                   <w:rFonts w:ascii="Calibri" w:cs="Calibri" w:eastAsia="Calibri" w:hAnsi="Calibri"/>
@@ -835,7 +835,7 @@
               </w:numPr>
               <w:spacing w:after="30"/>
             </w:pPr>
-            <w:hyperlink w:history="1" r:id="rIdgnjzv7jgl0agax3xp2jly">
+            <w:hyperlink w:history="1" r:id="rIdgehxqfztgdeip0aqsj8xn">
               <w:r>
                 <w:rPr>
                   <w:rFonts w:ascii="Calibri" w:cs="Calibri" w:eastAsia="Calibri" w:hAnsi="Calibri"/>
@@ -873,7 +873,7 @@
               </w:rPr>
               <w:t xml:space="preserve">TV: </w:t>
             </w:r>
-            <w:hyperlink w:history="1" r:id="rIdndzctc58apsqfw4gkb6fi">
+            <w:hyperlink w:history="1" r:id="rId5lta60uemni1dpldgfhfr">
               <w:r>
                 <w:rPr>
                   <w:rFonts w:ascii="Calibri" w:cs="Calibri" w:eastAsia="Calibri" w:hAnsi="Calibri"/>
@@ -911,7 +911,7 @@
               </w:rPr>
               <w:t xml:space="preserve">Words: </w:t>
             </w:r>
-            <w:hyperlink w:history="1" r:id="rIdkvcaib6kahdl4w1gqxtvc">
+            <w:hyperlink w:history="1" r:id="rIdosnpvt9ag1dqmxndooimq">
               <w:r>
                 <w:rPr>
                   <w:rFonts w:ascii="Calibri" w:cs="Calibri" w:eastAsia="Calibri" w:hAnsi="Calibri"/>
@@ -920,7 +920,7 @@
                   <w:szCs w:val="22"/>
                   <w:u w:val="single"/>
                 </w:rPr>
-                <w:t xml:space="preserve">Vocab trainer</w:t>
+                <w:t xml:space="preserve">My glossary</w:t>
               </w:r>
             </w:hyperlink>
             <w:r>

--- a/curious-incident/files/Curious Incident Speaking Folio - Lesson 3a - Passage Panel Practice.docx
+++ b/curious-incident/files/Curious Incident Speaking Folio - Lesson 3a - Passage Panel Practice.docx
@@ -484,7 +484,7 @@
               </w:rPr>
               <w:t xml:space="preserve">Open </w:t>
             </w:r>
-            <w:hyperlink w:history="1" r:id="rId-bytpwbjddmrrajcl7uuy">
+            <w:hyperlink w:history="1" r:id="rIdp6nxqiwjtat59ykf8lsx4">
               <w:r>
                 <w:rPr>
                   <w:rFonts w:ascii="Calibri" w:cs="Calibri" w:eastAsia="Calibri" w:hAnsi="Calibri"/>
@@ -835,7 +835,7 @@
               </w:numPr>
               <w:spacing w:after="30"/>
             </w:pPr>
-            <w:hyperlink w:history="1" r:id="rIdgehxqfztgdeip0aqsj8xn">
+            <w:hyperlink w:history="1" r:id="rIdanolkcizagvnqyazshjbf">
               <w:r>
                 <w:rPr>
                   <w:rFonts w:ascii="Calibri" w:cs="Calibri" w:eastAsia="Calibri" w:hAnsi="Calibri"/>
@@ -873,7 +873,7 @@
               </w:rPr>
               <w:t xml:space="preserve">TV: </w:t>
             </w:r>
-            <w:hyperlink w:history="1" r:id="rId5lta60uemni1dpldgfhfr">
+            <w:hyperlink w:history="1" r:id="rIdrcnqusj_7p4qwsoqwri9a">
               <w:r>
                 <w:rPr>
                   <w:rFonts w:ascii="Calibri" w:cs="Calibri" w:eastAsia="Calibri" w:hAnsi="Calibri"/>
@@ -911,7 +911,7 @@
               </w:rPr>
               <w:t xml:space="preserve">Words: </w:t>
             </w:r>
-            <w:hyperlink w:history="1" r:id="rIdosnpvt9ag1dqmxndooimq">
+            <w:hyperlink w:history="1" r:id="rIdz7uliywgi5_yltd_f00fx">
               <w:r>
                 <w:rPr>
                   <w:rFonts w:ascii="Calibri" w:cs="Calibri" w:eastAsia="Calibri" w:hAnsi="Calibri"/>
